--- a/docs/report_final.docx
+++ b/docs/report_final.docx
@@ -539,7 +539,7 @@
                 <w:szCs w:val="32"/>
                 <w:rtl/>
               </w:rPr>
-              <w:t>نرگس حسینی‌پور</w:t>
+              <w:t>علی محمدی</w:t>
             </w:r>
           </w:p>
           <w:p>
@@ -602,7 +602,7 @@
                 <w:szCs w:val="32"/>
                 <w:rtl/>
               </w:rPr>
-              <w:t>۰۰۱۲۶</w:t>
+              <w:t>۰۳۳۰۷</w:t>
             </w:r>
           </w:p>
           <w:p>
@@ -1301,7 +1301,7 @@
                 <w:rtl/>
                 <w:lang w:val="af-ZA" w:eastAsia="af-ZA"/>
               </w:rPr>
-              <w:t>نرگس‌ حسینی‌پور</w:t>
+              <w:t>علی محمدی</w:t>
             </w:r>
             <w:r>
               <w:rPr>
@@ -1408,7 +1408,7 @@
                 <w:rtl/>
                 <w:lang w:val="af-ZA" w:eastAsia="af-ZA"/>
               </w:rPr>
-              <w:t xml:space="preserve"> نرگس حسینی‌پور</w:t>
+              <w:t xml:space="preserve"> علی محمدی</w:t>
             </w:r>
           </w:p>
           <w:p>

--- a/docs/report_final.docx
+++ b/docs/report_final.docx
@@ -388,7 +388,7 @@
                 <w:sz w:val="22"/>
                 <w:rtl/>
               </w:rPr>
-              <w:t xml:space="preserve">پايان‌نامه براي دريافت درجه </w:t>
+              <w:t xml:space="preserve">پروژه براي دريافت درجه </w:t>
             </w:r>
             <w:r>
               <w:rPr>
@@ -424,7 +424,7 @@
                 <w:sz w:val="22"/>
                 <w:rtl/>
               </w:rPr>
-              <w:t xml:space="preserve">مهندسی </w:t>
+              <w:t xml:space="preserve">هوش </w:t>
             </w:r>
             <w:r>
               <w:rPr>
@@ -432,7 +432,7 @@
                 <w:sz w:val="22"/>
                 <w:rtl/>
               </w:rPr>
-              <w:t>برق</w:t>
+              <w:t>مصنوعی</w:t>
             </w:r>
             <w:r>
               <w:rPr>
@@ -440,7 +440,7 @@
                 <w:sz w:val="22"/>
                 <w:rtl/>
               </w:rPr>
-              <w:t xml:space="preserve"> گرايش </w:t>
+              <w:t xml:space="preserve"/>
             </w:r>
             <w:r>
               <w:rPr>
@@ -448,7 +448,7 @@
                 <w:sz w:val="22"/>
                 <w:rtl/>
               </w:rPr>
-              <w:t>کنترل</w:t>
+              <w:t/>
             </w:r>
           </w:p>
           <w:p>
